--- a/worlds/marva-lydell/world-files/files/DB_Office_Visit_Note.docx
+++ b/worlds/marva-lydell/world-files/files/DB_Office_Visit_Note.docx
@@ -43,7 +43,7 @@
           <w:szCs w:val="18"/>
           <w:rtl w:val="0"/>
         </w:rPr>
-        <w:t xml:space="preserve">Target length: 1–2 pages</w:t>
+        <w:t xml:space="preserve">Target length: 1-2 pages</w:t>
       </w:r>
       <w:r>
         <w:rPr>
@@ -69,7 +69,7 @@
           <w:szCs w:val="18"/>
           <w:rtl w:val="0"/>
         </w:rPr>
-        <w:t xml:space="preserve">[Standard outpatient visit. Same template for new and established patients — new patient notes tend to have a longer PMH/meds section; established patient notes reference 'as previously documented.' Modeled after a real PCP or specialist office note.]</w:t>
+        <w:t xml:space="preserve">[Standard outpatient visit. Same template for new and established patients - new patient notes tend to have a longer PMH/meds section; established patient notes reference 'as previously documented.' Modeled after a real PCP or specialist office note.]</w:t>
       </w:r>
       <w:r>
         <w:rPr>
@@ -108,7 +108,7 @@
           <w:bCs w:val="1"/>
           <w:rtl w:val="0"/>
         </w:rPr>
-        <w:t xml:space="preserve">[DOCUMENT LABEL] — Office Visit Note</w:t>
+        <w:t xml:space="preserve">[DOCUMENT LABEL] - Office Visit Note</w:t>
       </w:r>
       <w:r>
         <w:rPr>
@@ -739,7 +739,7 @@
           <w:szCs w:val="20"/>
           <w:rtl w:val="0"/>
         </w:rPr>
-        <w:t xml:space="preserve">1. [Problem] — [assessment]</w:t>
+        <w:t xml:space="preserve">1. [Problem] - [assessment]</w:t>
       </w:r>
     </w:p>
     <w:p>
